--- a/lessons/4-3/downloads/reveal/teacher/4.3-session-2-prerequisite-practice-a.docx
+++ b/lessons/4-3/downloads/reveal/teacher/4.3-session-2-prerequisite-practice-a.docx
@@ -114,7 +114,7 @@
           <w:sz w:val="17"/>
           <w:szCs w:val="17"/>
         </w:rPr>
-        <w:t xml:space="preserve">Builds on Grade 5 · 5.NBT.A.2</w:t>
+        <w:t xml:space="preserve">Builds on Grade 5</w:t>
       </w:r>
     </w:p>
     <w:tbl>
@@ -245,7 +245,7 @@
                 <w:sz w:val="20"/>
                 <w:szCs w:val="20"/>
               </w:rPr>
-              <w:t xml:space="preserve">You will use it in Practice Form A, problems 3 and 8.</w:t>
+              <w:t xml:space="preserve">You will use it in Practice, problems 3 and 8.</w:t>
             </w:r>
           </w:p>
         </w:tc>
@@ -261,6 +261,7 @@
           <w:tab w:val="right" w:pos="9504"/>
         </w:tabs>
         <w:spacing w:before="50" w:after="36" w:line="240" w:lineRule="auto"/>
+        <w:outlineLvl w:val="1"/>
       </w:pPr>
       <w:r>
         <w:rPr>
@@ -527,6 +528,7 @@
           <w:tab w:val="right" w:pos="9504"/>
         </w:tabs>
         <w:spacing w:before="50" w:after="36" w:line="240" w:lineRule="auto"/>
+        <w:outlineLvl w:val="1"/>
       </w:pPr>
       <w:r>
         <w:rPr>
@@ -733,6 +735,7 @@
           <w:tab w:val="right" w:pos="9504"/>
         </w:tabs>
         <w:spacing w:before="50" w:after="36" w:line="240" w:lineRule="auto"/>
+        <w:outlineLvl w:val="1"/>
       </w:pPr>
       <w:r>
         <w:rPr>
@@ -779,8 +782,8 @@
           <w:rFonts w:ascii="Avenir Next" w:hAnsi="Avenir Next" w:cs="Avenir Next" w:eastAsia="Avenir Next"/>
           <w:b/>
           <w:color w:val="1A1A1A"/>
-          <w:sz w:val="22"/>
-          <w:szCs w:val="22"/>
+          <w:sz w:val="21"/>
+          <w:szCs w:val="21"/>
         </w:rPr>
         <w:t xml:space="preserve">1.</w:t>
       </w:r>
@@ -788,8 +791,8 @@
         <w:rPr>
           <w:rFonts w:ascii="Avenir Next" w:hAnsi="Avenir Next" w:cs="Avenir Next" w:eastAsia="Avenir Next"/>
           <w:color w:val="1A1A1A"/>
-          <w:sz w:val="22"/>
-          <w:szCs w:val="22"/>
+          <w:sz w:val="21"/>
+          <w:szCs w:val="21"/>
         </w:rPr>
         <w:tab/>
       </w:r>
@@ -797,8 +800,8 @@
         <w:rPr>
           <w:rFonts w:ascii="Avenir Next" w:hAnsi="Avenir Next" w:cs="Avenir Next" w:eastAsia="Avenir Next"/>
           <w:color w:val="1A1A1A"/>
-          <w:sz w:val="22"/>
-          <w:szCs w:val="22"/>
+          <w:sz w:val="21"/>
+          <w:szCs w:val="21"/>
         </w:rPr>
         <w:t xml:space="preserve">Find 450 ÷ 100.</w:t>
       </w:r>
@@ -914,7 +917,17 @@
           <w:sz w:val="21"/>
           <w:szCs w:val="21"/>
         </w:rPr>
-        <w:t xml:space="preserve"> places left: 4.50.</w:t>
+        <w:t xml:space="preserve"> places left: </w:t>
+      </w:r>
+      <w:r>
+        <w:rPr>
+          <w:rFonts w:ascii="Avenir Next" w:hAnsi="Avenir Next" w:cs="Avenir Next" w:eastAsia="Avenir Next"/>
+          <w:color w:val="1A1A1A"/>
+          <w:sz w:val="21"/>
+          <w:szCs w:val="21"/>
+          <w:u w:val="single"/>
+        </w:rPr>
+        <w:t xml:space="preserve">                </w:t>
       </w:r>
     </w:p>
     <w:p>
@@ -984,8 +997,8 @@
           <w:rFonts w:ascii="Avenir Next" w:hAnsi="Avenir Next" w:cs="Avenir Next" w:eastAsia="Avenir Next"/>
           <w:b/>
           <w:color w:val="1A1A1A"/>
-          <w:sz w:val="22"/>
-          <w:szCs w:val="22"/>
+          <w:sz w:val="21"/>
+          <w:szCs w:val="21"/>
         </w:rPr>
         <w:t xml:space="preserve">2.</w:t>
       </w:r>
@@ -993,8 +1006,8 @@
         <w:rPr>
           <w:rFonts w:ascii="Avenir Next" w:hAnsi="Avenir Next" w:cs="Avenir Next" w:eastAsia="Avenir Next"/>
           <w:color w:val="1A1A1A"/>
-          <w:sz w:val="22"/>
-          <w:szCs w:val="22"/>
+          <w:sz w:val="21"/>
+          <w:szCs w:val="21"/>
         </w:rPr>
         <w:tab/>
       </w:r>
@@ -1002,8 +1015,8 @@
         <w:rPr>
           <w:rFonts w:ascii="Avenir Next" w:hAnsi="Avenir Next" w:cs="Avenir Next" w:eastAsia="Avenir Next"/>
           <w:color w:val="1A1A1A"/>
-          <w:sz w:val="22"/>
-          <w:szCs w:val="22"/>
+          <w:sz w:val="21"/>
+          <w:szCs w:val="21"/>
         </w:rPr>
         <w:t xml:space="preserve">Find 60 ÷ 10.</w:t>
       </w:r>
@@ -1119,7 +1132,17 @@
           <w:sz w:val="21"/>
           <w:szCs w:val="21"/>
         </w:rPr>
-        <w:t xml:space="preserve"> place left: 6.0.</w:t>
+        <w:t xml:space="preserve"> place left: </w:t>
+      </w:r>
+      <w:r>
+        <w:rPr>
+          <w:rFonts w:ascii="Avenir Next" w:hAnsi="Avenir Next" w:cs="Avenir Next" w:eastAsia="Avenir Next"/>
+          <w:color w:val="1A1A1A"/>
+          <w:sz w:val="21"/>
+          <w:szCs w:val="21"/>
+          <w:u w:val="single"/>
+        </w:rPr>
+        <w:t xml:space="preserve">                </w:t>
       </w:r>
     </w:p>
     <w:p>
@@ -1185,6 +1208,7 @@
           <w:tab w:val="right" w:pos="9504"/>
         </w:tabs>
         <w:spacing w:before="50" w:after="36" w:line="240" w:lineRule="auto"/>
+        <w:outlineLvl w:val="1"/>
       </w:pPr>
       <w:r>
         <w:rPr>
@@ -1269,8 +1293,8 @@
                 <w:rFonts w:ascii="Avenir Next" w:hAnsi="Avenir Next" w:cs="Avenir Next" w:eastAsia="Avenir Next"/>
                 <w:b/>
                 <w:color w:val="1A1A1A"/>
-                <w:sz w:val="22"/>
-                <w:szCs w:val="22"/>
+                <w:sz w:val="21"/>
+                <w:szCs w:val="21"/>
               </w:rPr>
               <w:t xml:space="preserve">3.</w:t>
             </w:r>
@@ -1278,8 +1302,8 @@
               <w:rPr>
                 <w:rFonts w:ascii="Avenir Next" w:hAnsi="Avenir Next" w:cs="Avenir Next" w:eastAsia="Avenir Next"/>
                 <w:color w:val="1A1A1A"/>
-                <w:sz w:val="22"/>
-                <w:szCs w:val="22"/>
+                <w:sz w:val="21"/>
+                <w:szCs w:val="21"/>
               </w:rPr>
               <w:tab/>
             </w:r>
@@ -1287,8 +1311,8 @@
               <w:rPr>
                 <w:rFonts w:ascii="Avenir Next" w:hAnsi="Avenir Next" w:cs="Avenir Next" w:eastAsia="Avenir Next"/>
                 <w:color w:val="1A1A1A"/>
-                <w:sz w:val="22"/>
-                <w:szCs w:val="22"/>
+                <w:sz w:val="21"/>
+                <w:szCs w:val="21"/>
               </w:rPr>
               <w:t xml:space="preserve">Divide.</w:t>
             </w:r>
@@ -1343,8 +1367,8 @@
                       <w:rFonts w:ascii="Avenir Next" w:hAnsi="Avenir Next" w:cs="Avenir Next" w:eastAsia="Avenir Next"/>
                       <w:b/>
                       <w:color w:val="003A70"/>
-                      <w:sz w:val="22"/>
-                      <w:szCs w:val="22"/>
+                      <w:sz w:val="21"/>
+                      <w:szCs w:val="21"/>
                     </w:rPr>
                     <w:t xml:space="preserve">a.</w:t>
                   </w:r>
@@ -1352,8 +1376,8 @@
                     <w:rPr>
                       <w:rFonts w:ascii="Avenir Next" w:hAnsi="Avenir Next" w:cs="Avenir Next" w:eastAsia="Avenir Next"/>
                       <w:color w:val="1A1A1A"/>
-                      <w:sz w:val="22"/>
-                      <w:szCs w:val="22"/>
+                      <w:sz w:val="21"/>
+                      <w:szCs w:val="21"/>
                     </w:rPr>
                     <w:tab/>
                   </w:r>
@@ -1361,8 +1385,8 @@
                     <w:rPr>
                       <w:rFonts w:ascii="Avenir Next" w:hAnsi="Avenir Next" w:cs="Avenir Next" w:eastAsia="Avenir Next"/>
                       <w:color w:val="1A1A1A"/>
-                      <w:sz w:val="22"/>
-                      <w:szCs w:val="22"/>
+                      <w:sz w:val="21"/>
+                      <w:szCs w:val="21"/>
                     </w:rPr>
                     <w:t xml:space="preserve">240 ÷ 10 =</w:t>
                   </w:r>
@@ -1370,8 +1394,8 @@
                     <w:rPr>
                       <w:rFonts w:ascii="Avenir Next" w:hAnsi="Avenir Next" w:cs="Avenir Next" w:eastAsia="Avenir Next"/>
                       <w:color w:val="1A1A1A"/>
-                      <w:sz w:val="22"/>
-                      <w:szCs w:val="22"/>
+                      <w:sz w:val="21"/>
+                      <w:szCs w:val="21"/>
                     </w:rPr>
                     <w:t xml:space="preserve">  </w:t>
                   </w:r>
@@ -1379,11 +1403,11 @@
                     <w:rPr>
                       <w:rFonts w:ascii="Avenir Next" w:hAnsi="Avenir Next" w:cs="Avenir Next" w:eastAsia="Avenir Next"/>
                       <w:color w:val="1A1A1A"/>
-                      <w:sz w:val="22"/>
-                      <w:szCs w:val="22"/>
+                      <w:sz w:val="21"/>
+                      <w:szCs w:val="21"/>
                       <w:u w:val="single"/>
                     </w:rPr>
-                    <w:t xml:space="preserve">        </w:t>
+                    <w:t xml:space="preserve">            </w:t>
                   </w:r>
                 </w:p>
               </w:tc>
@@ -1405,8 +1429,8 @@
                       <w:rFonts w:ascii="Avenir Next" w:hAnsi="Avenir Next" w:cs="Avenir Next" w:eastAsia="Avenir Next"/>
                       <w:b/>
                       <w:color w:val="003A70"/>
-                      <w:sz w:val="22"/>
-                      <w:szCs w:val="22"/>
+                      <w:sz w:val="21"/>
+                      <w:szCs w:val="21"/>
                     </w:rPr>
                     <w:t xml:space="preserve">b.</w:t>
                   </w:r>
@@ -1414,8 +1438,8 @@
                     <w:rPr>
                       <w:rFonts w:ascii="Avenir Next" w:hAnsi="Avenir Next" w:cs="Avenir Next" w:eastAsia="Avenir Next"/>
                       <w:color w:val="1A1A1A"/>
-                      <w:sz w:val="22"/>
-                      <w:szCs w:val="22"/>
+                      <w:sz w:val="21"/>
+                      <w:szCs w:val="21"/>
                     </w:rPr>
                     <w:tab/>
                   </w:r>
@@ -1423,8 +1447,8 @@
                     <w:rPr>
                       <w:rFonts w:ascii="Avenir Next" w:hAnsi="Avenir Next" w:cs="Avenir Next" w:eastAsia="Avenir Next"/>
                       <w:color w:val="1A1A1A"/>
-                      <w:sz w:val="22"/>
-                      <w:szCs w:val="22"/>
+                      <w:sz w:val="21"/>
+                      <w:szCs w:val="21"/>
                     </w:rPr>
                     <w:t xml:space="preserve">600 ÷ 100 =</w:t>
                   </w:r>
@@ -1432,8 +1456,8 @@
                     <w:rPr>
                       <w:rFonts w:ascii="Avenir Next" w:hAnsi="Avenir Next" w:cs="Avenir Next" w:eastAsia="Avenir Next"/>
                       <w:color w:val="1A1A1A"/>
-                      <w:sz w:val="22"/>
-                      <w:szCs w:val="22"/>
+                      <w:sz w:val="21"/>
+                      <w:szCs w:val="21"/>
                     </w:rPr>
                     <w:t xml:space="preserve">  </w:t>
                   </w:r>
@@ -1441,11 +1465,11 @@
                     <w:rPr>
                       <w:rFonts w:ascii="Avenir Next" w:hAnsi="Avenir Next" w:cs="Avenir Next" w:eastAsia="Avenir Next"/>
                       <w:color w:val="1A1A1A"/>
-                      <w:sz w:val="22"/>
-                      <w:szCs w:val="22"/>
+                      <w:sz w:val="21"/>
+                      <w:szCs w:val="21"/>
                       <w:u w:val="single"/>
                     </w:rPr>
-                    <w:t xml:space="preserve">        </w:t>
+                    <w:t xml:space="preserve">            </w:t>
                   </w:r>
                 </w:p>
               </w:tc>
@@ -1467,8 +1491,8 @@
                       <w:rFonts w:ascii="Avenir Next" w:hAnsi="Avenir Next" w:cs="Avenir Next" w:eastAsia="Avenir Next"/>
                       <w:b/>
                       <w:color w:val="003A70"/>
-                      <w:sz w:val="22"/>
-                      <w:szCs w:val="22"/>
+                      <w:sz w:val="21"/>
+                      <w:szCs w:val="21"/>
                     </w:rPr>
                     <w:t xml:space="preserve">c.</w:t>
                   </w:r>
@@ -1476,8 +1500,8 @@
                     <w:rPr>
                       <w:rFonts w:ascii="Avenir Next" w:hAnsi="Avenir Next" w:cs="Avenir Next" w:eastAsia="Avenir Next"/>
                       <w:color w:val="1A1A1A"/>
-                      <w:sz w:val="22"/>
-                      <w:szCs w:val="22"/>
+                      <w:sz w:val="21"/>
+                      <w:szCs w:val="21"/>
                     </w:rPr>
                     <w:tab/>
                   </w:r>
@@ -1485,8 +1509,8 @@
                     <w:rPr>
                       <w:rFonts w:ascii="Avenir Next" w:hAnsi="Avenir Next" w:cs="Avenir Next" w:eastAsia="Avenir Next"/>
                       <w:color w:val="1A1A1A"/>
-                      <w:sz w:val="22"/>
-                      <w:szCs w:val="22"/>
+                      <w:sz w:val="21"/>
+                      <w:szCs w:val="21"/>
                     </w:rPr>
                     <w:t xml:space="preserve">85 ÷ 10 =</w:t>
                   </w:r>
@@ -1494,8 +1518,8 @@
                     <w:rPr>
                       <w:rFonts w:ascii="Avenir Next" w:hAnsi="Avenir Next" w:cs="Avenir Next" w:eastAsia="Avenir Next"/>
                       <w:color w:val="1A1A1A"/>
-                      <w:sz w:val="22"/>
-                      <w:szCs w:val="22"/>
+                      <w:sz w:val="21"/>
+                      <w:szCs w:val="21"/>
                     </w:rPr>
                     <w:t xml:space="preserve">  </w:t>
                   </w:r>
@@ -1503,11 +1527,11 @@
                     <w:rPr>
                       <w:rFonts w:ascii="Avenir Next" w:hAnsi="Avenir Next" w:cs="Avenir Next" w:eastAsia="Avenir Next"/>
                       <w:color w:val="1A1A1A"/>
-                      <w:sz w:val="22"/>
-                      <w:szCs w:val="22"/>
+                      <w:sz w:val="21"/>
+                      <w:szCs w:val="21"/>
                       <w:u w:val="single"/>
                     </w:rPr>
-                    <w:t xml:space="preserve">        </w:t>
+                    <w:t xml:space="preserve">            </w:t>
                   </w:r>
                 </w:p>
               </w:tc>
@@ -1535,8 +1559,8 @@
                       <w:rFonts w:ascii="Avenir Next" w:hAnsi="Avenir Next" w:cs="Avenir Next" w:eastAsia="Avenir Next"/>
                       <w:b/>
                       <w:color w:val="003A70"/>
-                      <w:sz w:val="22"/>
-                      <w:szCs w:val="22"/>
+                      <w:sz w:val="21"/>
+                      <w:szCs w:val="21"/>
                     </w:rPr>
                     <w:t xml:space="preserve">d.</w:t>
                   </w:r>
@@ -1544,8 +1568,8 @@
                     <w:rPr>
                       <w:rFonts w:ascii="Avenir Next" w:hAnsi="Avenir Next" w:cs="Avenir Next" w:eastAsia="Avenir Next"/>
                       <w:color w:val="1A1A1A"/>
-                      <w:sz w:val="22"/>
-                      <w:szCs w:val="22"/>
+                      <w:sz w:val="21"/>
+                      <w:szCs w:val="21"/>
                     </w:rPr>
                     <w:tab/>
                   </w:r>
@@ -1553,8 +1577,8 @@
                     <w:rPr>
                       <w:rFonts w:ascii="Avenir Next" w:hAnsi="Avenir Next" w:cs="Avenir Next" w:eastAsia="Avenir Next"/>
                       <w:color w:val="1A1A1A"/>
-                      <w:sz w:val="22"/>
-                      <w:szCs w:val="22"/>
+                      <w:sz w:val="21"/>
+                      <w:szCs w:val="21"/>
                     </w:rPr>
                     <w:t xml:space="preserve">320 ÷ 100 =</w:t>
                   </w:r>
@@ -1562,8 +1586,8 @@
                     <w:rPr>
                       <w:rFonts w:ascii="Avenir Next" w:hAnsi="Avenir Next" w:cs="Avenir Next" w:eastAsia="Avenir Next"/>
                       <w:color w:val="1A1A1A"/>
-                      <w:sz w:val="22"/>
-                      <w:szCs w:val="22"/>
+                      <w:sz w:val="21"/>
+                      <w:szCs w:val="21"/>
                     </w:rPr>
                     <w:t xml:space="preserve">  </w:t>
                   </w:r>
@@ -1571,11 +1595,11 @@
                     <w:rPr>
                       <w:rFonts w:ascii="Avenir Next" w:hAnsi="Avenir Next" w:cs="Avenir Next" w:eastAsia="Avenir Next"/>
                       <w:color w:val="1A1A1A"/>
-                      <w:sz w:val="22"/>
-                      <w:szCs w:val="22"/>
+                      <w:sz w:val="21"/>
+                      <w:szCs w:val="21"/>
                       <w:u w:val="single"/>
                     </w:rPr>
-                    <w:t xml:space="preserve">        </w:t>
+                    <w:t xml:space="preserve">            </w:t>
                   </w:r>
                 </w:p>
               </w:tc>
@@ -1597,8 +1621,8 @@
                       <w:rFonts w:ascii="Avenir Next" w:hAnsi="Avenir Next" w:cs="Avenir Next" w:eastAsia="Avenir Next"/>
                       <w:b/>
                       <w:color w:val="003A70"/>
-                      <w:sz w:val="22"/>
-                      <w:szCs w:val="22"/>
+                      <w:sz w:val="21"/>
+                      <w:szCs w:val="21"/>
                     </w:rPr>
                     <w:t xml:space="preserve">e.</w:t>
                   </w:r>
@@ -1606,8 +1630,8 @@
                     <w:rPr>
                       <w:rFonts w:ascii="Avenir Next" w:hAnsi="Avenir Next" w:cs="Avenir Next" w:eastAsia="Avenir Next"/>
                       <w:color w:val="1A1A1A"/>
-                      <w:sz w:val="22"/>
-                      <w:szCs w:val="22"/>
+                      <w:sz w:val="21"/>
+                      <w:szCs w:val="21"/>
                     </w:rPr>
                     <w:tab/>
                   </w:r>
@@ -1615,8 +1639,8 @@
                     <w:rPr>
                       <w:rFonts w:ascii="Avenir Next" w:hAnsi="Avenir Next" w:cs="Avenir Next" w:eastAsia="Avenir Next"/>
                       <w:color w:val="1A1A1A"/>
-                      <w:sz w:val="22"/>
-                      <w:szCs w:val="22"/>
+                      <w:sz w:val="21"/>
+                      <w:szCs w:val="21"/>
                     </w:rPr>
                     <w:t xml:space="preserve">1,500 ÷ 10 =</w:t>
                   </w:r>
@@ -1624,8 +1648,8 @@
                     <w:rPr>
                       <w:rFonts w:ascii="Avenir Next" w:hAnsi="Avenir Next" w:cs="Avenir Next" w:eastAsia="Avenir Next"/>
                       <w:color w:val="1A1A1A"/>
-                      <w:sz w:val="22"/>
-                      <w:szCs w:val="22"/>
+                      <w:sz w:val="21"/>
+                      <w:szCs w:val="21"/>
                     </w:rPr>
                     <w:t xml:space="preserve">  </w:t>
                   </w:r>
@@ -1633,11 +1657,11 @@
                     <w:rPr>
                       <w:rFonts w:ascii="Avenir Next" w:hAnsi="Avenir Next" w:cs="Avenir Next" w:eastAsia="Avenir Next"/>
                       <w:color w:val="1A1A1A"/>
-                      <w:sz w:val="22"/>
-                      <w:szCs w:val="22"/>
+                      <w:sz w:val="21"/>
+                      <w:szCs w:val="21"/>
                       <w:u w:val="single"/>
                     </w:rPr>
-                    <w:t xml:space="preserve">        </w:t>
+                    <w:t xml:space="preserve">            </w:t>
                   </w:r>
                 </w:p>
               </w:tc>
@@ -1659,8 +1683,8 @@
                       <w:rFonts w:ascii="Avenir Next" w:hAnsi="Avenir Next" w:cs="Avenir Next" w:eastAsia="Avenir Next"/>
                       <w:b/>
                       <w:color w:val="003A70"/>
-                      <w:sz w:val="22"/>
-                      <w:szCs w:val="22"/>
+                      <w:sz w:val="21"/>
+                      <w:szCs w:val="21"/>
                     </w:rPr>
                     <w:t xml:space="preserve">f.</w:t>
                   </w:r>
@@ -1668,8 +1692,8 @@
                     <w:rPr>
                       <w:rFonts w:ascii="Avenir Next" w:hAnsi="Avenir Next" w:cs="Avenir Next" w:eastAsia="Avenir Next"/>
                       <w:color w:val="1A1A1A"/>
-                      <w:sz w:val="22"/>
-                      <w:szCs w:val="22"/>
+                      <w:sz w:val="21"/>
+                      <w:szCs w:val="21"/>
                     </w:rPr>
                     <w:tab/>
                   </w:r>
@@ -1677,8 +1701,8 @@
                     <w:rPr>
                       <w:rFonts w:ascii="Avenir Next" w:hAnsi="Avenir Next" w:cs="Avenir Next" w:eastAsia="Avenir Next"/>
                       <w:color w:val="1A1A1A"/>
-                      <w:sz w:val="22"/>
-                      <w:szCs w:val="22"/>
+                      <w:sz w:val="21"/>
+                      <w:szCs w:val="21"/>
                     </w:rPr>
                     <w:t xml:space="preserve">75 ÷ 100 =</w:t>
                   </w:r>
@@ -1686,8 +1710,8 @@
                     <w:rPr>
                       <w:rFonts w:ascii="Avenir Next" w:hAnsi="Avenir Next" w:cs="Avenir Next" w:eastAsia="Avenir Next"/>
                       <w:color w:val="1A1A1A"/>
-                      <w:sz w:val="22"/>
-                      <w:szCs w:val="22"/>
+                      <w:sz w:val="21"/>
+                      <w:szCs w:val="21"/>
                     </w:rPr>
                     <w:t xml:space="preserve">  </w:t>
                   </w:r>
@@ -1695,11 +1719,11 @@
                     <w:rPr>
                       <w:rFonts w:ascii="Avenir Next" w:hAnsi="Avenir Next" w:cs="Avenir Next" w:eastAsia="Avenir Next"/>
                       <w:color w:val="1A1A1A"/>
-                      <w:sz w:val="22"/>
-                      <w:szCs w:val="22"/>
+                      <w:sz w:val="21"/>
+                      <w:szCs w:val="21"/>
                       <w:u w:val="single"/>
                     </w:rPr>
-                    <w:t xml:space="preserve">        </w:t>
+                    <w:t xml:space="preserve">            </w:t>
                   </w:r>
                 </w:p>
               </w:tc>
@@ -1767,7 +1791,7 @@
           <w:sz w:val="17"/>
           <w:szCs w:val="17"/>
         </w:rPr>
-        <w:t xml:space="preserve">Builds on Grade 4 · 4.NBT.A.3</w:t>
+        <w:t xml:space="preserve">Builds on Grade 4</w:t>
       </w:r>
     </w:p>
     <w:tbl>
@@ -1839,7 +1863,7 @@
                 <w:sz w:val="20"/>
                 <w:szCs w:val="20"/>
               </w:rPr>
-              <w:t xml:space="preserve">You will round $237 to $240 before you estimate 19% of it.</w:t>
+              <w:t xml:space="preserve">You will round 183 pounds to 180 before you estimate.</w:t>
             </w:r>
           </w:p>
         </w:tc>
@@ -1898,7 +1922,7 @@
                 <w:sz w:val="20"/>
                 <w:szCs w:val="20"/>
               </w:rPr>
-              <w:t xml:space="preserve">You will use it in Practice Form A, problems 5 and 6.</w:t>
+              <w:t xml:space="preserve">You will use it in Practice, problems 2 and 5.</w:t>
             </w:r>
           </w:p>
         </w:tc>
@@ -1914,6 +1938,7 @@
           <w:tab w:val="right" w:pos="9504"/>
         </w:tabs>
         <w:spacing w:before="50" w:after="36" w:line="240" w:lineRule="auto"/>
+        <w:outlineLvl w:val="1"/>
       </w:pPr>
       <w:r>
         <w:rPr>
@@ -2171,6 +2196,7 @@
           <w:tab w:val="right" w:pos="9504"/>
         </w:tabs>
         <w:spacing w:before="50" w:after="36" w:line="240" w:lineRule="auto"/>
+        <w:outlineLvl w:val="1"/>
       </w:pPr>
       <w:r>
         <w:rPr>
@@ -2377,6 +2403,7 @@
           <w:tab w:val="right" w:pos="9504"/>
         </w:tabs>
         <w:spacing w:before="50" w:after="36" w:line="240" w:lineRule="auto"/>
+        <w:outlineLvl w:val="1"/>
       </w:pPr>
       <w:r>
         <w:rPr>
@@ -2423,8 +2450,8 @@
           <w:rFonts w:ascii="Avenir Next" w:hAnsi="Avenir Next" w:cs="Avenir Next" w:eastAsia="Avenir Next"/>
           <w:b/>
           <w:color w:val="1A1A1A"/>
-          <w:sz w:val="22"/>
-          <w:szCs w:val="22"/>
+          <w:sz w:val="21"/>
+          <w:szCs w:val="21"/>
         </w:rPr>
         <w:t xml:space="preserve">4.</w:t>
       </w:r>
@@ -2432,8 +2459,8 @@
         <w:rPr>
           <w:rFonts w:ascii="Avenir Next" w:hAnsi="Avenir Next" w:cs="Avenir Next" w:eastAsia="Avenir Next"/>
           <w:color w:val="1A1A1A"/>
-          <w:sz w:val="22"/>
-          <w:szCs w:val="22"/>
+          <w:sz w:val="21"/>
+          <w:szCs w:val="21"/>
         </w:rPr>
         <w:tab/>
       </w:r>
@@ -2441,8 +2468,8 @@
         <w:rPr>
           <w:rFonts w:ascii="Avenir Next" w:hAnsi="Avenir Next" w:cs="Avenir Next" w:eastAsia="Avenir Next"/>
           <w:color w:val="1A1A1A"/>
-          <w:sz w:val="22"/>
-          <w:szCs w:val="22"/>
+          <w:sz w:val="21"/>
+          <w:szCs w:val="21"/>
         </w:rPr>
         <w:t xml:space="preserve">Round 418 to the nearest ten.</w:t>
       </w:r>
@@ -2558,7 +2585,26 @@
           <w:sz w:val="21"/>
           <w:szCs w:val="21"/>
         </w:rPr>
-        <w:t xml:space="preserve">8 is 5 or more, so 1 becomes </w:t>
+        <w:t xml:space="preserve">Is the digit to the right 5 or more? </w:t>
+      </w:r>
+      <w:r>
+        <w:rPr>
+          <w:rFonts w:ascii="Avenir Next" w:hAnsi="Avenir Next" w:cs="Avenir Next" w:eastAsia="Avenir Next"/>
+          <w:color w:val="1A1A1A"/>
+          <w:sz w:val="21"/>
+          <w:szCs w:val="21"/>
+          <w:u w:val="single"/>
+        </w:rPr>
+        <w:t xml:space="preserve">                </w:t>
+      </w:r>
+      <w:r>
+        <w:rPr>
+          <w:rFonts w:ascii="Avenir Next" w:hAnsi="Avenir Next" w:cs="Avenir Next" w:eastAsia="Avenir Next"/>
+          <w:color w:val="1A1A1A"/>
+          <w:sz w:val="21"/>
+          <w:szCs w:val="21"/>
+        </w:rPr>
+        <w:t xml:space="preserve"> So the tens digit is now </w:t>
       </w:r>
       <w:r>
         <w:rPr>
@@ -2647,8 +2693,8 @@
           <w:rFonts w:ascii="Avenir Next" w:hAnsi="Avenir Next" w:cs="Avenir Next" w:eastAsia="Avenir Next"/>
           <w:b/>
           <w:color w:val="1A1A1A"/>
-          <w:sz w:val="22"/>
-          <w:szCs w:val="22"/>
+          <w:sz w:val="21"/>
+          <w:szCs w:val="21"/>
         </w:rPr>
         <w:t xml:space="preserve">5.</w:t>
       </w:r>
@@ -2656,8 +2702,8 @@
         <w:rPr>
           <w:rFonts w:ascii="Avenir Next" w:hAnsi="Avenir Next" w:cs="Avenir Next" w:eastAsia="Avenir Next"/>
           <w:color w:val="1A1A1A"/>
-          <w:sz w:val="22"/>
-          <w:szCs w:val="22"/>
+          <w:sz w:val="21"/>
+          <w:szCs w:val="21"/>
         </w:rPr>
         <w:tab/>
       </w:r>
@@ -2665,8 +2711,8 @@
         <w:rPr>
           <w:rFonts w:ascii="Avenir Next" w:hAnsi="Avenir Next" w:cs="Avenir Next" w:eastAsia="Avenir Next"/>
           <w:color w:val="1A1A1A"/>
-          <w:sz w:val="22"/>
-          <w:szCs w:val="22"/>
+          <w:sz w:val="21"/>
+          <w:szCs w:val="21"/>
         </w:rPr>
         <w:t xml:space="preserve">Round 152 to the nearest ten.</w:t>
       </w:r>
@@ -2782,7 +2828,26 @@
           <w:sz w:val="21"/>
           <w:szCs w:val="21"/>
         </w:rPr>
-        <w:t xml:space="preserve">2 is less than 5, so 5 stays </w:t>
+        <w:t xml:space="preserve">Is the digit to the right 5 or more? </w:t>
+      </w:r>
+      <w:r>
+        <w:rPr>
+          <w:rFonts w:ascii="Avenir Next" w:hAnsi="Avenir Next" w:cs="Avenir Next" w:eastAsia="Avenir Next"/>
+          <w:color w:val="1A1A1A"/>
+          <w:sz w:val="21"/>
+          <w:szCs w:val="21"/>
+          <w:u w:val="single"/>
+        </w:rPr>
+        <w:t xml:space="preserve">                </w:t>
+      </w:r>
+      <w:r>
+        <w:rPr>
+          <w:rFonts w:ascii="Avenir Next" w:hAnsi="Avenir Next" w:cs="Avenir Next" w:eastAsia="Avenir Next"/>
+          <w:color w:val="1A1A1A"/>
+          <w:sz w:val="21"/>
+          <w:szCs w:val="21"/>
+        </w:rPr>
+        <w:t xml:space="preserve"> So the tens digit is now </w:t>
       </w:r>
       <w:r>
         <w:rPr>
@@ -2867,6 +2932,7 @@
           <w:tab w:val="right" w:pos="9504"/>
         </w:tabs>
         <w:spacing w:before="50" w:after="36" w:line="240" w:lineRule="auto"/>
+        <w:outlineLvl w:val="1"/>
       </w:pPr>
       <w:r>
         <w:rPr>
@@ -2951,8 +3017,8 @@
                 <w:rFonts w:ascii="Avenir Next" w:hAnsi="Avenir Next" w:cs="Avenir Next" w:eastAsia="Avenir Next"/>
                 <w:b/>
                 <w:color w:val="1A1A1A"/>
-                <w:sz w:val="22"/>
-                <w:szCs w:val="22"/>
+                <w:sz w:val="21"/>
+                <w:szCs w:val="21"/>
               </w:rPr>
               <w:t xml:space="preserve">6.</w:t>
             </w:r>
@@ -2960,8 +3026,8 @@
               <w:rPr>
                 <w:rFonts w:ascii="Avenir Next" w:hAnsi="Avenir Next" w:cs="Avenir Next" w:eastAsia="Avenir Next"/>
                 <w:color w:val="1A1A1A"/>
-                <w:sz w:val="22"/>
-                <w:szCs w:val="22"/>
+                <w:sz w:val="21"/>
+                <w:szCs w:val="21"/>
               </w:rPr>
               <w:tab/>
             </w:r>
@@ -2969,8 +3035,8 @@
               <w:rPr>
                 <w:rFonts w:ascii="Avenir Next" w:hAnsi="Avenir Next" w:cs="Avenir Next" w:eastAsia="Avenir Next"/>
                 <w:color w:val="1A1A1A"/>
-                <w:sz w:val="22"/>
-                <w:szCs w:val="22"/>
+                <w:sz w:val="21"/>
+                <w:szCs w:val="21"/>
               </w:rPr>
               <w:t xml:space="preserve">Round each number to the nearest ten.</w:t>
             </w:r>
@@ -3025,8 +3091,8 @@
                       <w:rFonts w:ascii="Avenir Next" w:hAnsi="Avenir Next" w:cs="Avenir Next" w:eastAsia="Avenir Next"/>
                       <w:b/>
                       <w:color w:val="003A70"/>
-                      <w:sz w:val="22"/>
-                      <w:szCs w:val="22"/>
+                      <w:sz w:val="21"/>
+                      <w:szCs w:val="21"/>
                     </w:rPr>
                     <w:t xml:space="preserve">a.</w:t>
                   </w:r>
@@ -3034,8 +3100,8 @@
                     <w:rPr>
                       <w:rFonts w:ascii="Avenir Next" w:hAnsi="Avenir Next" w:cs="Avenir Next" w:eastAsia="Avenir Next"/>
                       <w:color w:val="1A1A1A"/>
-                      <w:sz w:val="22"/>
-                      <w:szCs w:val="22"/>
+                      <w:sz w:val="21"/>
+                      <w:szCs w:val="21"/>
                     </w:rPr>
                     <w:tab/>
                   </w:r>
@@ -3043,8 +3109,8 @@
                     <w:rPr>
                       <w:rFonts w:ascii="Avenir Next" w:hAnsi="Avenir Next" w:cs="Avenir Next" w:eastAsia="Avenir Next"/>
                       <w:color w:val="1A1A1A"/>
-                      <w:sz w:val="22"/>
-                      <w:szCs w:val="22"/>
+                      <w:sz w:val="21"/>
+                      <w:szCs w:val="21"/>
                     </w:rPr>
                     <w:t xml:space="preserve">183</w:t>
                   </w:r>
@@ -3052,8 +3118,8 @@
                     <w:rPr>
                       <w:rFonts w:ascii="Avenir Next" w:hAnsi="Avenir Next" w:cs="Avenir Next" w:eastAsia="Avenir Next"/>
                       <w:color w:val="1A1A1A"/>
-                      <w:sz w:val="22"/>
-                      <w:szCs w:val="22"/>
+                      <w:sz w:val="21"/>
+                      <w:szCs w:val="21"/>
                     </w:rPr>
                     <w:t xml:space="preserve">  </w:t>
                   </w:r>
@@ -3061,11 +3127,11 @@
                     <w:rPr>
                       <w:rFonts w:ascii="Avenir Next" w:hAnsi="Avenir Next" w:cs="Avenir Next" w:eastAsia="Avenir Next"/>
                       <w:color w:val="1A1A1A"/>
-                      <w:sz w:val="22"/>
-                      <w:szCs w:val="22"/>
+                      <w:sz w:val="21"/>
+                      <w:szCs w:val="21"/>
                       <w:u w:val="single"/>
                     </w:rPr>
-                    <w:t xml:space="preserve">      </w:t>
+                    <w:t xml:space="preserve">          </w:t>
                   </w:r>
                 </w:p>
               </w:tc>
@@ -3087,8 +3153,8 @@
                       <w:rFonts w:ascii="Avenir Next" w:hAnsi="Avenir Next" w:cs="Avenir Next" w:eastAsia="Avenir Next"/>
                       <w:b/>
                       <w:color w:val="003A70"/>
-                      <w:sz w:val="22"/>
-                      <w:szCs w:val="22"/>
+                      <w:sz w:val="21"/>
+                      <w:szCs w:val="21"/>
                     </w:rPr>
                     <w:t xml:space="preserve">b.</w:t>
                   </w:r>
@@ -3096,8 +3162,8 @@
                     <w:rPr>
                       <w:rFonts w:ascii="Avenir Next" w:hAnsi="Avenir Next" w:cs="Avenir Next" w:eastAsia="Avenir Next"/>
                       <w:color w:val="1A1A1A"/>
-                      <w:sz w:val="22"/>
-                      <w:szCs w:val="22"/>
+                      <w:sz w:val="21"/>
+                      <w:szCs w:val="21"/>
                     </w:rPr>
                     <w:tab/>
                   </w:r>
@@ -3105,8 +3171,8 @@
                     <w:rPr>
                       <w:rFonts w:ascii="Avenir Next" w:hAnsi="Avenir Next" w:cs="Avenir Next" w:eastAsia="Avenir Next"/>
                       <w:color w:val="1A1A1A"/>
-                      <w:sz w:val="22"/>
-                      <w:szCs w:val="22"/>
+                      <w:sz w:val="21"/>
+                      <w:szCs w:val="21"/>
                     </w:rPr>
                     <w:t xml:space="preserve">79</w:t>
                   </w:r>
@@ -3114,8 +3180,8 @@
                     <w:rPr>
                       <w:rFonts w:ascii="Avenir Next" w:hAnsi="Avenir Next" w:cs="Avenir Next" w:eastAsia="Avenir Next"/>
                       <w:color w:val="1A1A1A"/>
-                      <w:sz w:val="22"/>
-                      <w:szCs w:val="22"/>
+                      <w:sz w:val="21"/>
+                      <w:szCs w:val="21"/>
                     </w:rPr>
                     <w:t xml:space="preserve">  </w:t>
                   </w:r>
@@ -3123,11 +3189,11 @@
                     <w:rPr>
                       <w:rFonts w:ascii="Avenir Next" w:hAnsi="Avenir Next" w:cs="Avenir Next" w:eastAsia="Avenir Next"/>
                       <w:color w:val="1A1A1A"/>
-                      <w:sz w:val="22"/>
-                      <w:szCs w:val="22"/>
+                      <w:sz w:val="21"/>
+                      <w:szCs w:val="21"/>
                       <w:u w:val="single"/>
                     </w:rPr>
-                    <w:t xml:space="preserve">      </w:t>
+                    <w:t xml:space="preserve">          </w:t>
                   </w:r>
                 </w:p>
               </w:tc>
@@ -3149,8 +3215,8 @@
                       <w:rFonts w:ascii="Avenir Next" w:hAnsi="Avenir Next" w:cs="Avenir Next" w:eastAsia="Avenir Next"/>
                       <w:b/>
                       <w:color w:val="003A70"/>
-                      <w:sz w:val="22"/>
-                      <w:szCs w:val="22"/>
+                      <w:sz w:val="21"/>
+                      <w:szCs w:val="21"/>
                     </w:rPr>
                     <w:t xml:space="preserve">c.</w:t>
                   </w:r>
@@ -3158,8 +3224,8 @@
                     <w:rPr>
                       <w:rFonts w:ascii="Avenir Next" w:hAnsi="Avenir Next" w:cs="Avenir Next" w:eastAsia="Avenir Next"/>
                       <w:color w:val="1A1A1A"/>
-                      <w:sz w:val="22"/>
-                      <w:szCs w:val="22"/>
+                      <w:sz w:val="21"/>
+                      <w:szCs w:val="21"/>
                     </w:rPr>
                     <w:tab/>
                   </w:r>
@@ -3167,8 +3233,8 @@
                     <w:rPr>
                       <w:rFonts w:ascii="Avenir Next" w:hAnsi="Avenir Next" w:cs="Avenir Next" w:eastAsia="Avenir Next"/>
                       <w:color w:val="1A1A1A"/>
-                      <w:sz w:val="22"/>
-                      <w:szCs w:val="22"/>
+                      <w:sz w:val="21"/>
+                      <w:szCs w:val="21"/>
                     </w:rPr>
                     <w:t xml:space="preserve">158</w:t>
                   </w:r>
@@ -3176,8 +3242,8 @@
                     <w:rPr>
                       <w:rFonts w:ascii="Avenir Next" w:hAnsi="Avenir Next" w:cs="Avenir Next" w:eastAsia="Avenir Next"/>
                       <w:color w:val="1A1A1A"/>
-                      <w:sz w:val="22"/>
-                      <w:szCs w:val="22"/>
+                      <w:sz w:val="21"/>
+                      <w:szCs w:val="21"/>
                     </w:rPr>
                     <w:t xml:space="preserve">  </w:t>
                   </w:r>
@@ -3185,11 +3251,11 @@
                     <w:rPr>
                       <w:rFonts w:ascii="Avenir Next" w:hAnsi="Avenir Next" w:cs="Avenir Next" w:eastAsia="Avenir Next"/>
                       <w:color w:val="1A1A1A"/>
-                      <w:sz w:val="22"/>
-                      <w:szCs w:val="22"/>
+                      <w:sz w:val="21"/>
+                      <w:szCs w:val="21"/>
                       <w:u w:val="single"/>
                     </w:rPr>
-                    <w:t xml:space="preserve">      </w:t>
+                    <w:t xml:space="preserve">          </w:t>
                   </w:r>
                 </w:p>
               </w:tc>
@@ -3217,8 +3283,8 @@
                       <w:rFonts w:ascii="Avenir Next" w:hAnsi="Avenir Next" w:cs="Avenir Next" w:eastAsia="Avenir Next"/>
                       <w:b/>
                       <w:color w:val="003A70"/>
-                      <w:sz w:val="22"/>
-                      <w:szCs w:val="22"/>
+                      <w:sz w:val="21"/>
+                      <w:szCs w:val="21"/>
                     </w:rPr>
                     <w:t xml:space="preserve">d.</w:t>
                   </w:r>
@@ -3226,8 +3292,8 @@
                     <w:rPr>
                       <w:rFonts w:ascii="Avenir Next" w:hAnsi="Avenir Next" w:cs="Avenir Next" w:eastAsia="Avenir Next"/>
                       <w:color w:val="1A1A1A"/>
-                      <w:sz w:val="22"/>
-                      <w:szCs w:val="22"/>
+                      <w:sz w:val="21"/>
+                      <w:szCs w:val="21"/>
                     </w:rPr>
                     <w:tab/>
                   </w:r>
@@ -3235,8 +3301,8 @@
                     <w:rPr>
                       <w:rFonts w:ascii="Avenir Next" w:hAnsi="Avenir Next" w:cs="Avenir Next" w:eastAsia="Avenir Next"/>
                       <w:color w:val="1A1A1A"/>
-                      <w:sz w:val="22"/>
-                      <w:szCs w:val="22"/>
+                      <w:sz w:val="21"/>
+                      <w:szCs w:val="21"/>
                     </w:rPr>
                     <w:t xml:space="preserve">205</w:t>
                   </w:r>
@@ -3244,8 +3310,8 @@
                     <w:rPr>
                       <w:rFonts w:ascii="Avenir Next" w:hAnsi="Avenir Next" w:cs="Avenir Next" w:eastAsia="Avenir Next"/>
                       <w:color w:val="1A1A1A"/>
-                      <w:sz w:val="22"/>
-                      <w:szCs w:val="22"/>
+                      <w:sz w:val="21"/>
+                      <w:szCs w:val="21"/>
                     </w:rPr>
                     <w:t xml:space="preserve">  </w:t>
                   </w:r>
@@ -3253,11 +3319,11 @@
                     <w:rPr>
                       <w:rFonts w:ascii="Avenir Next" w:hAnsi="Avenir Next" w:cs="Avenir Next" w:eastAsia="Avenir Next"/>
                       <w:color w:val="1A1A1A"/>
-                      <w:sz w:val="22"/>
-                      <w:szCs w:val="22"/>
+                      <w:sz w:val="21"/>
+                      <w:szCs w:val="21"/>
                       <w:u w:val="single"/>
                     </w:rPr>
-                    <w:t xml:space="preserve">      </w:t>
+                    <w:t xml:space="preserve">          </w:t>
                   </w:r>
                 </w:p>
               </w:tc>
@@ -3279,8 +3345,8 @@
                       <w:rFonts w:ascii="Avenir Next" w:hAnsi="Avenir Next" w:cs="Avenir Next" w:eastAsia="Avenir Next"/>
                       <w:b/>
                       <w:color w:val="003A70"/>
-                      <w:sz w:val="22"/>
-                      <w:szCs w:val="22"/>
+                      <w:sz w:val="21"/>
+                      <w:szCs w:val="21"/>
                     </w:rPr>
                     <w:t xml:space="preserve">e.</w:t>
                   </w:r>
@@ -3288,8 +3354,8 @@
                     <w:rPr>
                       <w:rFonts w:ascii="Avenir Next" w:hAnsi="Avenir Next" w:cs="Avenir Next" w:eastAsia="Avenir Next"/>
                       <w:color w:val="1A1A1A"/>
-                      <w:sz w:val="22"/>
-                      <w:szCs w:val="22"/>
+                      <w:sz w:val="21"/>
+                      <w:szCs w:val="21"/>
                     </w:rPr>
                     <w:tab/>
                   </w:r>
@@ -3297,8 +3363,8 @@
                     <w:rPr>
                       <w:rFonts w:ascii="Avenir Next" w:hAnsi="Avenir Next" w:cs="Avenir Next" w:eastAsia="Avenir Next"/>
                       <w:color w:val="1A1A1A"/>
-                      <w:sz w:val="22"/>
-                      <w:szCs w:val="22"/>
+                      <w:sz w:val="21"/>
+                      <w:szCs w:val="21"/>
                     </w:rPr>
                     <w:t xml:space="preserve">394</w:t>
                   </w:r>
@@ -3306,8 +3372,8 @@
                     <w:rPr>
                       <w:rFonts w:ascii="Avenir Next" w:hAnsi="Avenir Next" w:cs="Avenir Next" w:eastAsia="Avenir Next"/>
                       <w:color w:val="1A1A1A"/>
-                      <w:sz w:val="22"/>
-                      <w:szCs w:val="22"/>
+                      <w:sz w:val="21"/>
+                      <w:szCs w:val="21"/>
                     </w:rPr>
                     <w:t xml:space="preserve">  </w:t>
                   </w:r>
@@ -3315,11 +3381,11 @@
                     <w:rPr>
                       <w:rFonts w:ascii="Avenir Next" w:hAnsi="Avenir Next" w:cs="Avenir Next" w:eastAsia="Avenir Next"/>
                       <w:color w:val="1A1A1A"/>
-                      <w:sz w:val="22"/>
-                      <w:szCs w:val="22"/>
+                      <w:sz w:val="21"/>
+                      <w:szCs w:val="21"/>
                       <w:u w:val="single"/>
                     </w:rPr>
-                    <w:t xml:space="preserve">      </w:t>
+                    <w:t xml:space="preserve">          </w:t>
                   </w:r>
                 </w:p>
               </w:tc>
@@ -3341,8 +3407,8 @@
                       <w:rFonts w:ascii="Avenir Next" w:hAnsi="Avenir Next" w:cs="Avenir Next" w:eastAsia="Avenir Next"/>
                       <w:b/>
                       <w:color w:val="003A70"/>
-                      <w:sz w:val="22"/>
-                      <w:szCs w:val="22"/>
+                      <w:sz w:val="21"/>
+                      <w:szCs w:val="21"/>
                     </w:rPr>
                     <w:t xml:space="preserve">f.</w:t>
                   </w:r>
@@ -3350,8 +3416,8 @@
                     <w:rPr>
                       <w:rFonts w:ascii="Avenir Next" w:hAnsi="Avenir Next" w:cs="Avenir Next" w:eastAsia="Avenir Next"/>
                       <w:color w:val="1A1A1A"/>
-                      <w:sz w:val="22"/>
-                      <w:szCs w:val="22"/>
+                      <w:sz w:val="21"/>
+                      <w:szCs w:val="21"/>
                     </w:rPr>
                     <w:tab/>
                   </w:r>
@@ -3359,8 +3425,8 @@
                     <w:rPr>
                       <w:rFonts w:ascii="Avenir Next" w:hAnsi="Avenir Next" w:cs="Avenir Next" w:eastAsia="Avenir Next"/>
                       <w:color w:val="1A1A1A"/>
-                      <w:sz w:val="22"/>
-                      <w:szCs w:val="22"/>
+                      <w:sz w:val="21"/>
+                      <w:szCs w:val="21"/>
                     </w:rPr>
                     <w:t xml:space="preserve">21</w:t>
                   </w:r>
@@ -3368,8 +3434,8 @@
                     <w:rPr>
                       <w:rFonts w:ascii="Avenir Next" w:hAnsi="Avenir Next" w:cs="Avenir Next" w:eastAsia="Avenir Next"/>
                       <w:color w:val="1A1A1A"/>
-                      <w:sz w:val="22"/>
-                      <w:szCs w:val="22"/>
+                      <w:sz w:val="21"/>
+                      <w:szCs w:val="21"/>
                     </w:rPr>
                     <w:t xml:space="preserve">  </w:t>
                   </w:r>
@@ -3377,11 +3443,11 @@
                     <w:rPr>
                       <w:rFonts w:ascii="Avenir Next" w:hAnsi="Avenir Next" w:cs="Avenir Next" w:eastAsia="Avenir Next"/>
                       <w:color w:val="1A1A1A"/>
-                      <w:sz w:val="22"/>
-                      <w:szCs w:val="22"/>
+                      <w:sz w:val="21"/>
+                      <w:szCs w:val="21"/>
                       <w:u w:val="single"/>
                     </w:rPr>
-                    <w:t xml:space="preserve">      </w:t>
+                    <w:t xml:space="preserve">          </w:t>
                   </w:r>
                 </w:p>
               </w:tc>
@@ -3410,6 +3476,7 @@
           <w:tab w:val="right" w:pos="9504"/>
         </w:tabs>
         <w:spacing w:before="50" w:after="36" w:line="240" w:lineRule="auto"/>
+        <w:outlineLvl w:val="1"/>
       </w:pPr>
       <w:r>
         <w:rPr>
@@ -3494,8 +3561,8 @@
                 <w:rFonts w:ascii="Avenir Next" w:hAnsi="Avenir Next" w:cs="Avenir Next" w:eastAsia="Avenir Next"/>
                 <w:b/>
                 <w:color w:val="1A1A1A"/>
-                <w:sz w:val="22"/>
-                <w:szCs w:val="22"/>
+                <w:sz w:val="21"/>
+                <w:szCs w:val="21"/>
               </w:rPr>
               <w:t xml:space="preserve">7.</w:t>
             </w:r>
@@ -3503,8 +3570,8 @@
               <w:rPr>
                 <w:rFonts w:ascii="Avenir Next" w:hAnsi="Avenir Next" w:cs="Avenir Next" w:eastAsia="Avenir Next"/>
                 <w:color w:val="1A1A1A"/>
-                <w:sz w:val="22"/>
-                <w:szCs w:val="22"/>
+                <w:sz w:val="21"/>
+                <w:szCs w:val="21"/>
               </w:rPr>
               <w:tab/>
             </w:r>
@@ -3512,8 +3579,8 @@
               <w:rPr>
                 <w:rFonts w:ascii="Avenir Next" w:hAnsi="Avenir Next" w:cs="Avenir Next" w:eastAsia="Avenir Next"/>
                 <w:color w:val="1A1A1A"/>
-                <w:sz w:val="22"/>
-                <w:szCs w:val="22"/>
+                <w:sz w:val="21"/>
+                <w:szCs w:val="21"/>
               </w:rPr>
               <w:t xml:space="preserve">You want to estimate 19% of 148. Which friendly numbers fit best?</w:t>
             </w:r>
@@ -3568,8 +3635,8 @@
                       <w:rFonts w:ascii="Avenir Next" w:hAnsi="Avenir Next" w:cs="Avenir Next" w:eastAsia="Avenir Next"/>
                       <w:b/>
                       <w:color w:val="003A70"/>
-                      <w:sz w:val="21"/>
-                      <w:szCs w:val="21"/>
+                      <w:sz w:val="22"/>
+                      <w:szCs w:val="22"/>
                     </w:rPr>
                     <w:t xml:space="preserve">A</w:t>
                   </w:r>
@@ -3577,8 +3644,8 @@
                     <w:rPr>
                       <w:rFonts w:ascii="Avenir Next" w:hAnsi="Avenir Next" w:cs="Avenir Next" w:eastAsia="Avenir Next"/>
                       <w:color w:val="1A1A1A"/>
-                      <w:sz w:val="21"/>
-                      <w:szCs w:val="21"/>
+                      <w:sz w:val="22"/>
+                      <w:szCs w:val="22"/>
                     </w:rPr>
                     <w:tab/>
                   </w:r>
@@ -3586,8 +3653,8 @@
                     <w:rPr>
                       <w:rFonts w:ascii="Avenir Next" w:hAnsi="Avenir Next" w:cs="Avenir Next" w:eastAsia="Avenir Next"/>
                       <w:color w:val="1A1A1A"/>
-                      <w:sz w:val="21"/>
-                      <w:szCs w:val="21"/>
+                      <w:sz w:val="22"/>
+                      <w:szCs w:val="22"/>
                     </w:rPr>
                     <w:t xml:space="preserve">20% of 150</w:t>
                   </w:r>
@@ -3611,8 +3678,8 @@
                       <w:rFonts w:ascii="Avenir Next" w:hAnsi="Avenir Next" w:cs="Avenir Next" w:eastAsia="Avenir Next"/>
                       <w:b/>
                       <w:color w:val="003A70"/>
-                      <w:sz w:val="21"/>
-                      <w:szCs w:val="21"/>
+                      <w:sz w:val="22"/>
+                      <w:szCs w:val="22"/>
                     </w:rPr>
                     <w:t xml:space="preserve">B</w:t>
                   </w:r>
@@ -3620,8 +3687,8 @@
                     <w:rPr>
                       <w:rFonts w:ascii="Avenir Next" w:hAnsi="Avenir Next" w:cs="Avenir Next" w:eastAsia="Avenir Next"/>
                       <w:color w:val="1A1A1A"/>
-                      <w:sz w:val="21"/>
-                      <w:szCs w:val="21"/>
+                      <w:sz w:val="22"/>
+                      <w:szCs w:val="22"/>
                     </w:rPr>
                     <w:tab/>
                   </w:r>
@@ -3629,8 +3696,8 @@
                     <w:rPr>
                       <w:rFonts w:ascii="Avenir Next" w:hAnsi="Avenir Next" w:cs="Avenir Next" w:eastAsia="Avenir Next"/>
                       <w:color w:val="1A1A1A"/>
-                      <w:sz w:val="21"/>
-                      <w:szCs w:val="21"/>
+                      <w:sz w:val="22"/>
+                      <w:szCs w:val="22"/>
                     </w:rPr>
                     <w:t xml:space="preserve">20% of 100</w:t>
                   </w:r>
@@ -3654,8 +3721,8 @@
                       <w:rFonts w:ascii="Avenir Next" w:hAnsi="Avenir Next" w:cs="Avenir Next" w:eastAsia="Avenir Next"/>
                       <w:b/>
                       <w:color w:val="003A70"/>
-                      <w:sz w:val="21"/>
-                      <w:szCs w:val="21"/>
+                      <w:sz w:val="22"/>
+                      <w:szCs w:val="22"/>
                     </w:rPr>
                     <w:t xml:space="preserve">C</w:t>
                   </w:r>
@@ -3663,8 +3730,8 @@
                     <w:rPr>
                       <w:rFonts w:ascii="Avenir Next" w:hAnsi="Avenir Next" w:cs="Avenir Next" w:eastAsia="Avenir Next"/>
                       <w:color w:val="1A1A1A"/>
-                      <w:sz w:val="21"/>
-                      <w:szCs w:val="21"/>
+                      <w:sz w:val="22"/>
+                      <w:szCs w:val="22"/>
                     </w:rPr>
                     <w:tab/>
                   </w:r>
@@ -3672,8 +3739,8 @@
                     <w:rPr>
                       <w:rFonts w:ascii="Avenir Next" w:hAnsi="Avenir Next" w:cs="Avenir Next" w:eastAsia="Avenir Next"/>
                       <w:color w:val="1A1A1A"/>
-                      <w:sz w:val="21"/>
-                      <w:szCs w:val="21"/>
+                      <w:sz w:val="22"/>
+                      <w:szCs w:val="22"/>
                     </w:rPr>
                     <w:t xml:space="preserve">25% of 200</w:t>
                   </w:r>
@@ -3697,8 +3764,8 @@
                       <w:rFonts w:ascii="Avenir Next" w:hAnsi="Avenir Next" w:cs="Avenir Next" w:eastAsia="Avenir Next"/>
                       <w:b/>
                       <w:color w:val="003A70"/>
-                      <w:sz w:val="21"/>
-                      <w:szCs w:val="21"/>
+                      <w:sz w:val="22"/>
+                      <w:szCs w:val="22"/>
                     </w:rPr>
                     <w:t xml:space="preserve">D</w:t>
                   </w:r>
@@ -3706,8 +3773,8 @@
                     <w:rPr>
                       <w:rFonts w:ascii="Avenir Next" w:hAnsi="Avenir Next" w:cs="Avenir Next" w:eastAsia="Avenir Next"/>
                       <w:color w:val="1A1A1A"/>
-                      <w:sz w:val="21"/>
-                      <w:szCs w:val="21"/>
+                      <w:sz w:val="22"/>
+                      <w:szCs w:val="22"/>
                     </w:rPr>
                     <w:tab/>
                   </w:r>
@@ -3715,8 +3782,8 @@
                     <w:rPr>
                       <w:rFonts w:ascii="Avenir Next" w:hAnsi="Avenir Next" w:cs="Avenir Next" w:eastAsia="Avenir Next"/>
                       <w:color w:val="1A1A1A"/>
-                      <w:sz w:val="21"/>
-                      <w:szCs w:val="21"/>
+                      <w:sz w:val="22"/>
+                      <w:szCs w:val="22"/>
                     </w:rPr>
                     <w:t xml:space="preserve">19% of 100</w:t>
                   </w:r>
@@ -3764,19 +3831,19 @@
         <w:tblLook w:val="0000" w:firstRow="0" w:lastRow="0" w:firstColumn="0" w:lastColumn="0" w:noHBand="1" w:noVBand="1"/>
       </w:tblPr>
       <w:tblGrid>
-        <w:gridCol w:w="2000"/>
-        <w:gridCol w:w="2300"/>
-        <w:gridCol w:w="2100"/>
-        <w:gridCol w:w="3104"/>
+        <w:gridCol w:w="1750"/>
+        <w:gridCol w:w="2500"/>
+        <w:gridCol w:w="2200"/>
+        <w:gridCol w:w="3054"/>
       </w:tblGrid>
       <w:tr>
         <w:trPr>
           <w:cantSplit/>
-          <w:trHeight w:val="320" w:hRule="atLeast"/>
+          <w:trHeight w:val="300" w:hRule="atLeast"/>
         </w:trPr>
         <w:tc>
           <w:tcPr>
-            <w:tcW w:w="2000" w:type="dxa"/>
+            <w:tcW w:w="1750" w:type="dxa"/>
             <w:vAlign w:val="center"/>
           </w:tcPr>
           <w:p>
@@ -3798,7 +3865,7 @@
         </w:tc>
         <w:tc>
           <w:tcPr>
-            <w:tcW w:w="2300" w:type="dxa"/>
+            <w:tcW w:w="2500" w:type="dxa"/>
             <w:vAlign w:val="center"/>
           </w:tcPr>
           <w:p>
@@ -3809,8 +3876,8 @@
               <w:rPr>
                 <w:rFonts w:ascii="Arial" w:hAnsi="Arial" w:cs="Arial" w:eastAsia="Arial"/>
                 <w:color w:val="1A1A1A"/>
-                <w:sz w:val="24"/>
-                <w:szCs w:val="24"/>
+                <w:sz w:val="20"/>
+                <w:szCs w:val="20"/>
               </w:rPr>
               <w:t xml:space="preserve">□</w:t>
             </w:r>
@@ -3827,7 +3894,7 @@
         </w:tc>
         <w:tc>
           <w:tcPr>
-            <w:tcW w:w="2100" w:type="dxa"/>
+            <w:tcW w:w="2200" w:type="dxa"/>
             <w:vAlign w:val="center"/>
           </w:tcPr>
           <w:p>
@@ -3838,8 +3905,8 @@
               <w:rPr>
                 <w:rFonts w:ascii="Arial" w:hAnsi="Arial" w:cs="Arial" w:eastAsia="Arial"/>
                 <w:color w:val="1A1A1A"/>
-                <w:sz w:val="24"/>
-                <w:szCs w:val="24"/>
+                <w:sz w:val="20"/>
+                <w:szCs w:val="20"/>
               </w:rPr>
               <w:t xml:space="preserve">□</w:t>
             </w:r>
@@ -3856,7 +3923,7 @@
         </w:tc>
         <w:tc>
           <w:tcPr>
-            <w:tcW w:w="3104" w:type="dxa"/>
+            <w:tcW w:w="3054" w:type="dxa"/>
             <w:vAlign w:val="center"/>
           </w:tcPr>
           <w:p>
@@ -3867,8 +3934,8 @@
               <w:rPr>
                 <w:rFonts w:ascii="Arial" w:hAnsi="Arial" w:cs="Arial" w:eastAsia="Arial"/>
                 <w:color w:val="1A1A1A"/>
-                <w:sz w:val="24"/>
-                <w:szCs w:val="24"/>
+                <w:sz w:val="20"/>
+                <w:szCs w:val="20"/>
               </w:rPr>
               <w:t xml:space="preserve">□</w:t>
             </w:r>
@@ -3903,7 +3970,7 @@
     <w:sectPr>
       <w:footerReference w:type="default" r:id="rIdFooter1"/>
       <w:pgSz w:w="12240" w:h="15840"/>
-      <w:pgMar w:top="893" w:right="1224" w:bottom="835" w:left="1512" w:header="432" w:footer="432" w:gutter="0"/>
+      <w:pgMar w:top="780" w:right="1224" w:bottom="760" w:left="1512" w:header="432" w:footer="432" w:gutter="0"/>
       <w:cols w:space="720"/>
     </w:sectPr>
   </w:body>
